--- a/PostgreSQL_18_Index_Administration_Toolkit_SOP.docx
+++ b/PostgreSQL_18_Index_Administration_Toolkit_SOP.docx
@@ -794,9 +794,38 @@
     </w:p>
     <w:p>
       <w:r>
-        <w:t>This SOP was prepared and cross-checked against the official PostgreSQL documentation cited in the Official References section. The supplied screenshot defined the requested toolkit scope: index discovery, usage analysis, unused-index detection, size analysis, B-tree identification, pgstatindex() integration, dynamic SQL, reusable functions, bloat estimation, REINDEX recommendations, largest-index reporting, fragmentation, density and interpretation guidance.</w:t>
-      </w:r>
-    </w:p>
+        <w:t xml:space="preserve">This SOP was prepared and cross-checked against the official PostgreSQL documentation cited in the Official References section. </w:t>
+      </w:r>
+    </w:p>
+    <w:p/>
+    <w:p>
+      <w:pPr>
+        <w:pStyle w:val="Heading1"/>
+      </w:pPr>
+      <w:r>
+        <w:t>S</w:t>
+      </w:r>
+      <w:r>
+        <w:t>cope</w:t>
+      </w:r>
+      <w:r>
+        <w:t xml:space="preserve">: </w:t>
+      </w:r>
+    </w:p>
+    <w:p>
+      <w:r>
+        <w:t xml:space="preserve">index discovery, usage analysis, unused-index detection, size analysis, B-tree identification, </w:t>
+      </w:r>
+      <w:proofErr w:type="gramStart"/>
+      <w:r>
+        <w:t>pgstatindex(</w:t>
+      </w:r>
+      <w:proofErr w:type="gramEnd"/>
+      <w:r>
+        <w:t>) integration, dynamic SQL, reusable functions, bloat estimation, REINDEX recommendations, largest-index reporting, fragmentation, density and interpretation guidance.</w:t>
+      </w:r>
+    </w:p>
+    <w:p/>
     <w:p>
       <w:r>
         <w:t>Production validation is still required against the exact PostgreSQL minor release, operating system, infrastructure, extensions, security model, workload, maintenance windows and organizational change controls. Index statistics are observational data, not an automatic instruction to drop or rebuild an index.</w:t>
